--- a/origin_equivariance/BSPC_Highlights_v16.docx
+++ b/origin_equivariance/BSPC_Highlights_v16.docx
@@ -23,7 +23,7 @@
         <w:pStyle w:val="ListBullet"/>
       </w:pPr>
       <w:r>
-        <w:t>Score-difference equivalence is characterised by the centred classifier weights.</w:t>
+        <w:t>Score-difference equivalence follows from the centred classifier weights.</w:t>
       </w:r>
     </w:p>
     <w:p>
@@ -39,7 +39,7 @@
         <w:pStyle w:val="ListBullet"/>
       </w:pPr>
       <w:r>
-        <w:t>A threshold-displacement model explains the sign for LDA and logistic.</w:t>
+        <w:t>A threshold-displacement model explains the sign but does not predict it.</w:t>
       </w:r>
     </w:p>
     <w:p>

--- a/origin_equivariance/BSPC_Highlights_v16.docx
+++ b/origin_equivariance/BSPC_Highlights_v16.docx
@@ -39,7 +39,7 @@
         <w:pStyle w:val="ListBullet"/>
       </w:pPr>
       <w:r>
-        <w:t>A threshold-displacement model explains the sign but does not predict it.</w:t>
+        <w:t>A causal running mean matches the batch correction; a frozen prefix fails.</w:t>
       </w:r>
     </w:p>
     <w:p>

--- a/origin_equivariance/BSPC_Highlights_v16.docx
+++ b/origin_equivariance/BSPC_Highlights_v16.docx
@@ -47,7 +47,7 @@
         <w:pStyle w:val="ListBullet"/>
       </w:pPr>
       <w:r>
-        <w:t>Three released framework components take the mean from the training fold.</w:t>
+        <w:t>A badly estimated mean can cost more than not correcting at all.</w:t>
       </w:r>
     </w:p>
     <w:sectPr>

--- a/origin_equivariance/BSPC_Highlights_v16.docx
+++ b/origin_equivariance/BSPC_Highlights_v16.docx
@@ -39,7 +39,7 @@
         <w:pStyle w:val="ListBullet"/>
       </w:pPr>
       <w:r>
-        <w:t>A causal running mean matches the batch correction; a frozen prefix fails.</w:t>
+        <w:t>A shrunk estimator cuts the worst-case loss from 0.115 to 0.024, not to zero.</w:t>
       </w:r>
     </w:p>
     <w:p>

--- a/origin_equivariance/BSPC_Highlights_v16.docx
+++ b/origin_equivariance/BSPC_Highlights_v16.docx
@@ -15,7 +15,7 @@
         <w:pStyle w:val="ListBullet"/>
       </w:pPr>
       <w:r>
-        <w:t>The equivariant family of mean corrections is stated; uniqueness is not claimed.</w:t>
+        <w:t>A correction helps exactly when s(2t+s) &lt; 0; exact, not predictive.</w:t>
       </w:r>
     </w:p>
     <w:p>
@@ -23,7 +23,7 @@
         <w:pStyle w:val="ListBullet"/>
       </w:pPr>
       <w:r>
-        <w:t>Score-difference equivalence follows from the centred classifier weights.</w:t>
+        <w:t>Fixed-memory estimators fail on block structure or on within-session drift.</w:t>
       </w:r>
     </w:p>
     <w:p>
@@ -31,7 +31,7 @@
         <w:pStyle w:val="ListBullet"/>
       </w:pPr>
       <w:r>
-        <w:t>Only the origin's projection on the weights damages the decoder, not its norm.</w:t>
+        <w:t>A block-wise mean weighted by its reliability is safe in both regimes.</w:t>
       </w:r>
     </w:p>
     <w:p>
@@ -39,7 +39,7 @@
         <w:pStyle w:val="ListBullet"/>
       </w:pPr>
       <w:r>
-        <w:t>A shrunk estimator cuts the worst-case loss from 0.115 to 0.024, not to zero.</w:t>
+        <w:t>It is non-negative on all five datasets and gives +0.186 on held-out SEED-IV.</w:t>
       </w:r>
     </w:p>
     <w:p>
@@ -47,7 +47,7 @@
         <w:pStyle w:val="ListBullet"/>
       </w:pPr>
       <w:r>
-        <w:t>A badly estimated mean can cost more than not correcting at all.</w:t>
+        <w:t>Four threshold gates fail and are reported as failures.</w:t>
       </w:r>
     </w:p>
     <w:sectPr>

--- a/origin_equivariance/BSPC_Highlights_v16.docx
+++ b/origin_equivariance/BSPC_Highlights_v16.docx
@@ -15,7 +15,7 @@
         <w:pStyle w:val="ListBullet"/>
       </w:pPr>
       <w:r>
-        <w:t>A correction helps exactly when s(2t+s) &lt; 0; exact, not predictive.</w:t>
+        <w:t>Correction strength, not the estimator, sets the sign of the change.</w:t>
       </w:r>
     </w:p>
     <w:p>
@@ -23,7 +23,7 @@
         <w:pStyle w:val="ListBullet"/>
       </w:pPr>
       <w:r>
-        <w:t>Fixed-memory estimators fail on block structure or on within-session drift.</w:t>
+        <w:t>Grasp-and-lift loses 0.108 at full strength; SEED gains 0.214; every subject agrees.</w:t>
       </w:r>
     </w:p>
     <w:p>
@@ -31,7 +31,7 @@
         <w:pStyle w:val="ListBullet"/>
       </w:pPr>
       <w:r>
-        <w:t>A block-wise mean weighted by its reliability is safe in both regimes.</w:t>
+        <w:t>Excess temporal trend tracks the loss across the twelve grasp-and-lift subjects.</w:t>
       </w:r>
     </w:p>
     <w:p>
@@ -39,7 +39,7 @@
         <w:pStyle w:val="ListBullet"/>
       </w:pPr>
       <w:r>
-        <w:t>It is non-negative on all five datasets and gives +0.186 on held-out SEED-IV.</w:t>
+        <w:t>Controlled regimes separate offset, drift, steps and class-prior change.</w:t>
       </w:r>
     </w:p>
     <w:p>
@@ -47,7 +47,7 @@
         <w:pStyle w:val="ListBullet"/>
       </w:pPr>
       <w:r>
-        <w:t>Four threshold gates fail and are reported as failures.</w:t>
+        <w:t>No estimator in the comparison dominates across regimes.</w:t>
       </w:r>
     </w:p>
     <w:sectPr>
